--- a/LinkForgeDesignDocument.docx
+++ b/LinkForgeDesignDocument.docx
@@ -221,7 +221,7 @@
           <w:szCs w:val="24"/>
           <w:shd w:val="clear" w:color="auto" w:fill="FFFFFF"/>
         </w:rPr>
-        <w:t>• Allow users to add, remove, and rearrange links on their pages.</w:t>
+        <w:t>• Allow users to add, remove links on their pages.</w:t>
       </w:r>
       <w:r>
         <w:rPr>
@@ -376,7 +376,7 @@
           <w:szCs w:val="24"/>
           <w:shd w:val="clear" w:color="auto" w:fill="FFFFFF"/>
         </w:rPr>
-        <w:t>: Users can add, edit, and delete links on their link tree pages. They can also rearrange the order of links as needed.</w:t>
+        <w:t xml:space="preserve">: Users can add, edit, and delete links on their link tree pages. </w:t>
       </w:r>
       <w:r>
         <w:rPr>
